--- a/Ответ_рецензенту.docx
+++ b/Ответ_рецензенту.docx
@@ -144,41 +144,7 @@
           <w:sz w:val="28"/>
           <w:szCs w:val="28"/>
         </w:rPr>
-        <w:t xml:space="preserve"> Ошибка в аннотациях исправлена. Во всех трёх аннотациях и в разделе «Материал и методы» указаны оба периода: 2021-2022 и 2025-2026 годы. В разделе «Материал и методы» приведено число детей, включённых в каждом периоде (</w:t>
-      </w:r>
-      <w:r>
-        <w:rPr>
-          <w:rFonts w:ascii="Times New Roman" w:cs="Times New Roman" w:eastAsia="Times New Roman" w:hAnsi="Times New Roman"/>
-          <w:sz w:val="28"/>
-          <w:szCs w:val="28"/>
-          <w:highlight w:val="yellow"/>
-        </w:rPr>
-        <w:t xml:space="preserve">__</w:t>
-      </w:r>
-      <w:r>
-        <w:rPr>
-          <w:rFonts w:ascii="Times New Roman" w:cs="Times New Roman" w:eastAsia="Times New Roman" w:hAnsi="Times New Roman"/>
-          <w:sz w:val="28"/>
-          <w:szCs w:val="28"/>
-        </w:rPr>
-        <w:t xml:space="preserve"> и </w:t>
-      </w:r>
-      <w:r>
-        <w:rPr>
-          <w:rFonts w:ascii="Times New Roman" w:cs="Times New Roman" w:eastAsia="Times New Roman" w:hAnsi="Times New Roman"/>
-          <w:sz w:val="28"/>
-          <w:szCs w:val="28"/>
-          <w:highlight w:val="yellow"/>
-        </w:rPr>
-        <w:t xml:space="preserve">__</w:t>
-      </w:r>
-      <w:r>
-        <w:rPr>
-          <w:rFonts w:ascii="Times New Roman" w:cs="Times New Roman" w:eastAsia="Times New Roman" w:hAnsi="Times New Roman"/>
-          <w:sz w:val="28"/>
-          <w:szCs w:val="28"/>
-        </w:rPr>
-        <w:t xml:space="preserve">).</w:t>
+        <w:t xml:space="preserve"> Ошибка в аннотациях исправлена. Во всех трёх аннотациях и в разделе «Материал и методы» указаны оба периода: 2021-2022 и 2025-2026 годы.</w:t>
       </w:r>
     </w:p>
     <w:p>

--- a/Ответ_рецензенту.docx
+++ b/Ответ_рецензенту.docx
@@ -294,58 +294,7 @@
           <w:sz w:val="28"/>
           <w:szCs w:val="28"/>
         </w:rPr>
-        <w:t xml:space="preserve"> Выполнено индивидуальное сопоставление. Добавлена табл. 2, в которой функция щитовидной железы (норма, субклинический и манифестный гипотиреоз) показана отдельно для детей с АТ-ТПО и без них. Из 6 детей с АТ-ТПО повышенный ТТГ имели </w:t>
-      </w:r>
-      <w:r>
-        <w:rPr>
-          <w:rFonts w:ascii="Times New Roman" w:cs="Times New Roman" w:eastAsia="Times New Roman" w:hAnsi="Times New Roman"/>
-          <w:sz w:val="28"/>
-          <w:szCs w:val="28"/>
-          <w:highlight w:val="yellow"/>
-        </w:rPr>
-        <w:t xml:space="preserve">__</w:t>
-      </w:r>
-      <w:r>
-        <w:rPr>
-          <w:rFonts w:ascii="Times New Roman" w:cs="Times New Roman" w:eastAsia="Times New Roman" w:hAnsi="Times New Roman"/>
-          <w:sz w:val="28"/>
-          <w:szCs w:val="28"/>
-        </w:rPr>
-        <w:t xml:space="preserve">, в том числе манифестный гипотиреоз </w:t>
-      </w:r>
-      <w:r>
-        <w:rPr>
-          <w:rFonts w:ascii="Times New Roman" w:cs="Times New Roman" w:eastAsia="Times New Roman" w:hAnsi="Times New Roman"/>
-          <w:sz w:val="28"/>
-          <w:szCs w:val="28"/>
-          <w:highlight w:val="yellow"/>
-        </w:rPr>
-        <w:t xml:space="preserve">__</w:t>
-      </w:r>
-      <w:r>
-        <w:rPr>
-          <w:rFonts w:ascii="Times New Roman" w:cs="Times New Roman" w:eastAsia="Times New Roman" w:hAnsi="Times New Roman"/>
-          <w:sz w:val="28"/>
-          <w:szCs w:val="28"/>
-        </w:rPr>
-        <w:t xml:space="preserve">. У </w:t>
-      </w:r>
-      <w:r>
-        <w:rPr>
-          <w:rFonts w:ascii="Times New Roman" w:cs="Times New Roman" w:eastAsia="Times New Roman" w:hAnsi="Times New Roman"/>
-          <w:sz w:val="28"/>
-          <w:szCs w:val="28"/>
-          <w:highlight w:val="yellow"/>
-        </w:rPr>
-        <w:t xml:space="preserve">__</w:t>
-      </w:r>
-      <w:r>
-        <w:rPr>
-          <w:rFonts w:ascii="Times New Roman" w:cs="Times New Roman" w:eastAsia="Times New Roman" w:hAnsi="Times New Roman"/>
-          <w:sz w:val="28"/>
-          <w:szCs w:val="28"/>
-        </w:rPr>
-        <w:t xml:space="preserve"> детей ТТГ был повышен при отрицательных АТ-ТПО. Результаты внесены в разделы «Результаты», «Обсуждение», в выводы и аннотации. Прежняя фраза о невозможности сопоставления удалена.</w:t>
+        <w:t xml:space="preserve"> Выполнено индивидуальное сопоставление. Добавлена табл. 2, в которой функция щитовидной железы (норма, субклинический и манифестный гипотиреоз) показана отдельно для детей с АТ-ТПО и без них. Из 6 детей с АТ-ТПО повышенный ТТГ имели 3 (субклинический гипотиреоз 2, манифестный 1). У 3 детей ТТГ был повышен при отрицательных АТ-ТПО (субклинический гипотиреоз 2, манифестный 1). Повышенный ТТГ чаще встречался при наличии АТ-ТПО: 50,0% против 9,4% (p = 0,039, точный критерий Фишера). Результаты внесены в разделы «Результаты», «Обсуждение», в выводы и аннотации. Прежняя фраза о невозможности сопоставления удалена.</w:t>
       </w:r>
     </w:p>
     <w:p>

--- a/Ответ_рецензенту.docx
+++ b/Ответ_рецензенту.docx
@@ -344,7 +344,7 @@
           <w:sz w:val="28"/>
           <w:szCs w:val="28"/>
         </w:rPr>
-        <w:t xml:space="preserve"> В раздел «Материал и методы» добавлены возрастные референсные интервалы лаборатории для ТТГ и свободного Т4, уточнены определения субклинического и манифестного гипотиреоза. Дефицитом витамина D считали концентрацию 25(OH)D ниже 20 нг/мл (50 нмоль/л) по рекомендациям Endocrine Society. В обсуждении отмечено, что в глобальном консенсусе по рахиту принят другой порог (12 нг/мл), и сравнение с другими работами следует проводить с учётом этого.</w:t>
+        <w:t xml:space="preserve"> В раздел «Материал и методы» добавлены педиатрические референсные интервалы лаборатории: ТТГ 0,7-5,7 мМЕ/л, свободный Т4 10-22 пмоль/л. Уточнены определения субклинического и манифестного гипотиреоза. Дефицитом витамина D считали концентрацию 25(OH)D ниже 20 нг/мл (50 нмоль/л) по рекомендациям Endocrine Society. В обсуждении отмечено, что в глобальном консенсусе по рахиту принят другой порог (12 нг/мл), и сравнение с другими работами следует проводить с учётом этого.</w:t>
       </w:r>
     </w:p>
     <w:p>

--- a/Ответ_рецензенту.docx
+++ b/Ответ_рецензенту.docx
@@ -394,41 +394,7 @@
           <w:sz w:val="28"/>
           <w:szCs w:val="28"/>
         </w:rPr>
-        <w:t xml:space="preserve"> Добавлены сведения об одобрении исследования локальным этическим комитетом РСНПМЦЭ (протокол № </w:t>
-      </w:r>
-      <w:r>
-        <w:rPr>
-          <w:rFonts w:ascii="Times New Roman" w:cs="Times New Roman" w:eastAsia="Times New Roman" w:hAnsi="Times New Roman"/>
-          <w:sz w:val="28"/>
-          <w:szCs w:val="28"/>
-          <w:highlight w:val="yellow"/>
-        </w:rPr>
-        <w:t xml:space="preserve">__</w:t>
-      </w:r>
-      <w:r>
-        <w:rPr>
-          <w:rFonts w:ascii="Times New Roman" w:cs="Times New Roman" w:eastAsia="Times New Roman" w:hAnsi="Times New Roman"/>
-          <w:sz w:val="28"/>
-          <w:szCs w:val="28"/>
-        </w:rPr>
-        <w:t xml:space="preserve"> от </w:t>
-      </w:r>
-      <w:r>
-        <w:rPr>
-          <w:rFonts w:ascii="Times New Roman" w:cs="Times New Roman" w:eastAsia="Times New Roman" w:hAnsi="Times New Roman"/>
-          <w:sz w:val="28"/>
-          <w:szCs w:val="28"/>
-          <w:highlight w:val="yellow"/>
-        </w:rPr>
-        <w:t xml:space="preserve">__.__.____</w:t>
-      </w:r>
-      <w:r>
-        <w:rPr>
-          <w:rFonts w:ascii="Times New Roman" w:cs="Times New Roman" w:eastAsia="Times New Roman" w:hAnsi="Times New Roman"/>
-          <w:sz w:val="28"/>
-          <w:szCs w:val="28"/>
-        </w:rPr>
-        <w:t xml:space="preserve">) и о письменном информированном согласии родителей или законных представителей всех детей.</w:t>
+        <w:t xml:space="preserve"> Добавлены сведения об одобрении исследования локальным этическим комитетом РСНПМЦЭ (протокол № 12 от 15.01.2021) и о письменном информированном согласии родителей или законных представителей всех детей.</w:t>
       </w:r>
     </w:p>
     <w:p>

--- a/Ответ_рецензенту.docx
+++ b/Ответ_рецензенту.docx
@@ -344,7 +344,7 @@
           <w:sz w:val="28"/>
           <w:szCs w:val="28"/>
         </w:rPr>
-        <w:t xml:space="preserve"> В раздел «Материал и методы» добавлены педиатрические референсные интервалы лаборатории: ТТГ 0,7-5,7 мМЕ/л, свободный Т4 10-22 пмоль/л. Уточнены определения субклинического и манифестного гипотиреоза. Дефицитом витамина D считали концентрацию 25(OH)D ниже 20 нг/мл (50 нмоль/л) по рекомендациям Endocrine Society. В обсуждении отмечено, что в глобальном консенсусе по рахиту принят другой порог (12 нг/мл), и сравнение с другими работами следует проводить с учётом этого.</w:t>
+        <w:t xml:space="preserve"> В раздел «Материал и методы» добавлены референсные интервалы лаборатории: ТТГ 0,7-5,7 мМЕ/л, свободный Т4 10-22 пмоль/л. Лаборатория использует единые педиатрические интервалы для всего возрастного диапазона обследованных детей (5-16 лет), поэтому отдельные возрастные интервалы не приводятся; это отмечено в разделе ограничений. Уточнены определения субклинического и манифестного гипотиреоза. Дефицитом витамина D считали концентрацию 25(OH)D ниже 20 нг/мл (50 нмоль/л) по рекомендациям Endocrine Society. В обсуждении отмечено, что в глобальном консенсусе по рахиту принят другой порог (12 нг/мл), и сравнение с другими работами следует проводить с учётом этого.</w:t>
       </w:r>
     </w:p>
     <w:p>
@@ -444,7 +444,7 @@
           <w:sz w:val="28"/>
           <w:szCs w:val="28"/>
         </w:rPr>
-        <w:t xml:space="preserve"> Раздел «Ограничения исследования» переработан. Указано, что результаты одного центра нельзя распространять на всех детей с СД 1 типа в Узбекистане. Описано возможное влияние набора в два периода (изменение состава госпитализированных детей и серий диагностических наборов) и то, что число пациентов в каждом периоде слишком мало для их раздельного сравнения. Добавлены также клиническое исключение моногенного диабета без определения С-пептида, невключение детей с ранее известной патологией щитовидной железы и однократная оценка её функции при установлении диагноза.</w:t>
+        <w:t xml:space="preserve"> Раздел «Ограничения исследования» переработан. Указано, что результаты одного центра нельзя распространять на всех детей с СД 1 типа в Узбекистане. Описано возможное влияние набора в два периода (изменение состава госпитализированных детей и серий диагностических наборов) и то, что число пациентов в каждом периоде слишком мало, чтобы сравнивать периоды между собой. Добавлены также клиническое исключение моногенного диабета без определения С-пептида, невключение детей с ранее известной патологией щитовидной железы и однократная оценка её функции при установлении диагноза.</w:t>
       </w:r>
     </w:p>
     <w:p>
@@ -509,7 +509,7 @@
           <w:sz w:val="28"/>
           <w:szCs w:val="28"/>
         </w:rPr>
-        <w:t xml:space="preserve">Кроме того, аннотации на трёх языках приведены в соответствие друг другу: в русскую и английскую аннотации добавлены данные о витамине D и HbA1c, которые ранее были только в узбекской. Исправлены отдельные стилистические неточности.</w:t>
+        <w:t xml:space="preserve">Кроме того, аннотации на трёх языках приведены в соответствие друг с другом: в русскую и английскую аннотации добавлены данные о витамине D и HbA1c, которые ранее были только в узбекской. Исправлены отдельные стилистические неточности.</w:t>
       </w:r>
     </w:p>
     <w:p>

--- a/Ответ_рецензенту.docx
+++ b/Ответ_рецензенту.docx
@@ -194,7 +194,7 @@
           <w:sz w:val="28"/>
           <w:szCs w:val="28"/>
         </w:rPr>
-        <w:t xml:space="preserve"> В раздел «Материал и методы» добавлены диагностические критерии СД 1 типа по ISPAD 2022, определение впервые выявленного диабета, критерии включения и исключения. Отдельно указано, что наличие островковых аутоантител не было обязательным условием включения, а моногенный диабет исключали клинически.</w:t>
+        <w:t xml:space="preserve"> В раздел «Материал и методы» добавлены диагностические критерии сахарного диабета по ISPAD 2022, клинические признаки, по которым диабет относили к 1 типу, определение впервые выявленного диабета, критерии включения и исключения. Отдельно указано, что наличие островковых аутоантител не было обязательным условием включения, а моногенный диабет исключали клинически.</w:t>
       </w:r>
     </w:p>
     <w:p>
@@ -494,7 +494,7 @@
           <w:sz w:val="28"/>
           <w:szCs w:val="28"/>
         </w:rPr>
-        <w:t xml:space="preserve"> Список литературы расширен с 6 до 31 источника, 23 из них опубликованы в 2016-2026 годах. Добавлены работы по островковым аутоантителам и стадиям СД 1 типа (ISPAD 2022, ADA 2025, JDRF, проспективные когорты), по стандартизации определения АТ-GAD и IAA (программа IASP), региональные данные (Россия, Азербайджан, Индия, Китай), работы по аутоиммунной патологии щитовидной железы при СД 1 типа (метаанализ, регистр T1D Exchange, шведская когорта) и по транзиторным изменениям тиреоидной функции при декомпенсации диабета. С учётом этих данных переработаны введение и обсуждение.</w:t>
+        <w:t xml:space="preserve"> Список литературы расширен с 6 до 31 источника, 23 из них опубликованы в 2016-2026 годах. Добавлены работы по островковым аутоантителам и стадиям СД 1 типа (ISPAD 2022, ADA 2025, JDRF, проспективные когорты), по стандартизации определения IAA (программа IASP), региональные данные (Россия, Азербайджан, Индия, Китай), работы по аутоиммунной патологии щитовидной железы при СД 1 типа (метаанализ, регистр T1D Exchange, шведская когорта) и по транзиторным изменениям тиреоидной функции при декомпенсации диабета. С учётом этих данных переработаны введение и обсуждение.</w:t>
       </w:r>
     </w:p>
     <w:p>
